--- a/04-decision-report/CR-05_分析报告.docx
+++ b/04-decision-report/CR-05_分析报告.docx
@@ -7,17 +7,22 @@
         <w:pStyle w:val="Title"/>
       </w:pPr>
       <w:r>
-        <w:t>CR-05 舱路雷达分析报告</w:t>
+        <w:t>CR-05｜舱路雷达周度物流情报分析报告（正式演示版）</w:t>
       </w:r>
     </w:p>
     <w:p>
       <w:r>
-        <w:t>报告周期：2025-11-28 至 2026-05-22，共26周。</w:t>
+        <w:t>数字源：03-analysis/CR-04A_指标计算结果.xlsx。</w:t>
       </w:r>
     </w:p>
     <w:p>
       <w:r>
-        <w:t>本报告以CR-04A为唯一指标数字源，以场景化附加费模型为成本测算源。</w:t>
+        <w:t>决策源：04-decision-report/CR-04B_业务决策建议.docx。</w:t>
+      </w:r>
+    </w:p>
+    <w:p>
+      <w:r>
+        <w:t>口径限制：公告只作为关联线索/同期观察，附加费为C_market_reference，模拟复跑为C_demo_simulated。</w:t>
       </w:r>
     </w:p>
     <w:p>
@@ -25,7 +30,40 @@
         <w:pStyle w:val="Heading1"/>
       </w:pPr>
       <w:r>
-        <w:t>1. 指标摘要</w:t>
+        <w:t>一、最新周核心结论</w:t>
+      </w:r>
+    </w:p>
+    <w:p>
+      <w:r>
+        <w:t>SCFI综合指数2218.15点，P95高位，Z分数2.23，连续上涨4周。</w:t>
+      </w:r>
+    </w:p>
+    <w:p>
+      <w:r>
+        <w:t>欧洲航线1905.00 USD/TEU，P95高位，Z分数2.76，连续上涨4周。</w:t>
+      </w:r>
+    </w:p>
+    <w:p>
+      <w:r>
+        <w:t>地中海航线3207.00 USD/TEU，P95高位，Z分数2.22，连续上涨4周。</w:t>
+      </w:r>
+    </w:p>
+    <w:p>
+      <w:r>
+        <w:t>美西航线3154.00 USD/FEU，P95高位，Z分数2.27，连续上涨4周。</w:t>
+      </w:r>
+    </w:p>
+    <w:p>
+      <w:r>
+        <w:t>美东航线4313.00 USD/FEU，P95高位，Z分数2.36，连续上涨4周；较美西高1159.00 USD/FEU。</w:t>
+      </w:r>
+    </w:p>
+    <w:p>
+      <w:pPr>
+        <w:pStyle w:val="Heading1"/>
+      </w:pPr>
+      <w:r>
+        <w:t>二、差异化业务建议</w:t>
       </w:r>
     </w:p>
     <w:tbl>
@@ -35,22 +73,17 @@
         <w:tblLook w:firstColumn="1" w:firstRow="1" w:lastColumn="0" w:lastRow="0" w:noHBand="0" w:noVBand="1" w:val="04A0"/>
       </w:tblPr>
       <w:tblGrid>
-        <w:gridCol w:w="785"/>
-        <w:gridCol w:w="785"/>
-        <w:gridCol w:w="785"/>
-        <w:gridCol w:w="785"/>
-        <w:gridCol w:w="785"/>
-        <w:gridCol w:w="785"/>
-        <w:gridCol w:w="785"/>
-        <w:gridCol w:w="785"/>
-        <w:gridCol w:w="785"/>
-        <w:gridCol w:w="785"/>
-        <w:gridCol w:w="785"/>
+        <w:gridCol w:w="1440"/>
+        <w:gridCol w:w="1440"/>
+        <w:gridCol w:w="1440"/>
+        <w:gridCol w:w="1440"/>
+        <w:gridCol w:w="1440"/>
+        <w:gridCol w:w="1440"/>
       </w:tblGrid>
       <w:tr>
         <w:tc>
           <w:tcPr>
-            <w:tcW w:type="dxa" w:w="785"/>
+            <w:tcW w:type="dxa" w:w="1440"/>
           </w:tcPr>
           <w:p>
             <w:r>
@@ -60,7 +93,7 @@
         </w:tc>
         <w:tc>
           <w:tcPr>
-            <w:tcW w:type="dxa" w:w="785"/>
+            <w:tcW w:type="dxa" w:w="1440"/>
           </w:tcPr>
           <w:p>
             <w:r>
@@ -70,7 +103,7 @@
         </w:tc>
         <w:tc>
           <w:tcPr>
-            <w:tcW w:type="dxa" w:w="785"/>
+            <w:tcW w:type="dxa" w:w="1440"/>
           </w:tcPr>
           <w:p>
             <w:r>
@@ -80,47 +113,7 @@
         </w:tc>
         <w:tc>
           <w:tcPr>
-            <w:tcW w:type="dxa" w:w="785"/>
-          </w:tcPr>
-          <w:p>
-            <w:r>
-              <w:t>p50</w:t>
-            </w:r>
-          </w:p>
-        </w:tc>
-        <w:tc>
-          <w:tcPr>
-            <w:tcW w:type="dxa" w:w="785"/>
-          </w:tcPr>
-          <w:p>
-            <w:r>
-              <w:t>p85</w:t>
-            </w:r>
-          </w:p>
-        </w:tc>
-        <w:tc>
-          <w:tcPr>
-            <w:tcW w:type="dxa" w:w="785"/>
-          </w:tcPr>
-          <w:p>
-            <w:r>
-              <w:t>p95</w:t>
-            </w:r>
-          </w:p>
-        </w:tc>
-        <w:tc>
-          <w:tcPr>
-            <w:tcW w:type="dxa" w:w="785"/>
-          </w:tcPr>
-          <w:p>
-            <w:r>
-              <w:t>wow_pct</w:t>
-            </w:r>
-          </w:p>
-        </w:tc>
-        <w:tc>
-          <w:tcPr>
-            <w:tcW w:type="dxa" w:w="785"/>
+            <w:tcW w:type="dxa" w:w="1440"/>
           </w:tcPr>
           <w:p>
             <w:r>
@@ -130,7 +123,7 @@
         </w:tc>
         <w:tc>
           <w:tcPr>
-            <w:tcW w:type="dxa" w:w="785"/>
+            <w:tcW w:type="dxa" w:w="1440"/>
           </w:tcPr>
           <w:p>
             <w:r>
@@ -140,21 +133,11 @@
         </w:tc>
         <w:tc>
           <w:tcPr>
-            <w:tcW w:type="dxa" w:w="785"/>
+            <w:tcW w:type="dxa" w:w="1440"/>
           </w:tcPr>
           <w:p>
             <w:r>
-              <w:t>warning_level</w:t>
-            </w:r>
-          </w:p>
-        </w:tc>
-        <w:tc>
-          <w:tcPr>
-            <w:tcW w:type="dxa" w:w="785"/>
-          </w:tcPr>
-          <w:p>
-            <w:r>
-              <w:t>quality_level</w:t>
+              <w:t>decision_suggestion</w:t>
             </w:r>
           </w:p>
         </w:tc>
@@ -162,7 +145,7 @@
       <w:tr>
         <w:tc>
           <w:tcPr>
-            <w:tcW w:type="dxa" w:w="785"/>
+            <w:tcW w:type="dxa" w:w="1440"/>
           </w:tcPr>
           <w:p>
             <w:r>
@@ -172,7 +155,7 @@
         </w:tc>
         <w:tc>
           <w:tcPr>
-            <w:tcW w:type="dxa" w:w="785"/>
+            <w:tcW w:type="dxa" w:w="1440"/>
           </w:tcPr>
           <w:p>
             <w:r>
@@ -182,7 +165,7 @@
         </w:tc>
         <w:tc>
           <w:tcPr>
-            <w:tcW w:type="dxa" w:w="785"/>
+            <w:tcW w:type="dxa" w:w="1440"/>
           </w:tcPr>
           <w:p>
             <w:r>
@@ -192,47 +175,7 @@
         </w:tc>
         <w:tc>
           <w:tcPr>
-            <w:tcW w:type="dxa" w:w="785"/>
-          </w:tcPr>
-          <w:p>
-            <w:r>
-              <w:t>1550.38</w:t>
-            </w:r>
-          </w:p>
-        </w:tc>
-        <w:tc>
-          <w:tcPr>
-            <w:tcW w:type="dxa" w:w="785"/>
-          </w:tcPr>
-          <w:p>
-            <w:r>
-              <w:t>1648.44</w:t>
-            </w:r>
-          </w:p>
-        </w:tc>
-        <w:tc>
-          <w:tcPr>
-            <w:tcW w:type="dxa" w:w="785"/>
-          </w:tcPr>
-          <w:p>
-            <w:r>
-              <w:t>1784.5</w:t>
-            </w:r>
-          </w:p>
-        </w:tc>
-        <w:tc>
-          <w:tcPr>
-            <w:tcW w:type="dxa" w:w="785"/>
-          </w:tcPr>
-          <w:p>
-            <w:r>
-              <w:t>4.9</w:t>
-            </w:r>
-          </w:p>
-        </w:tc>
-        <w:tc>
-          <w:tcPr>
-            <w:tcW w:type="dxa" w:w="785"/>
+            <w:tcW w:type="dxa" w:w="1440"/>
           </w:tcPr>
           <w:p>
             <w:r>
@@ -242,7 +185,7 @@
         </w:tc>
         <w:tc>
           <w:tcPr>
-            <w:tcW w:type="dxa" w:w="785"/>
+            <w:tcW w:type="dxa" w:w="1440"/>
           </w:tcPr>
           <w:p>
             <w:r>
@@ -252,21 +195,11 @@
         </w:tc>
         <w:tc>
           <w:tcPr>
-            <w:tcW w:type="dxa" w:w="785"/>
+            <w:tcW w:type="dxa" w:w="1440"/>
           </w:tcPr>
           <w:p>
             <w:r>
-              <w:t>红色预警</w:t>
-            </w:r>
-          </w:p>
-        </w:tc>
-        <w:tc>
-          <w:tcPr>
-            <w:tcW w:type="dxa" w:w="785"/>
-          </w:tcPr>
-          <w:p>
-            <w:r>
-              <w:t>A_official</w:t>
+              <w:t>亚欧欧洲航线当前为1905.00 USD/TEU，处于P95高位，Z分数2.76，连续上涨4周。非急单建议推迟1-2周观察，急单需锁定短期有效报价；因该航线按TEU计价，不直接套用FEU成本口径。</w:t>
             </w:r>
           </w:p>
         </w:tc>
@@ -274,7 +207,7 @@
       <w:tr>
         <w:tc>
           <w:tcPr>
-            <w:tcW w:type="dxa" w:w="785"/>
+            <w:tcW w:type="dxa" w:w="1440"/>
           </w:tcPr>
           <w:p>
             <w:r>
@@ -284,7 +217,7 @@
         </w:tc>
         <w:tc>
           <w:tcPr>
-            <w:tcW w:type="dxa" w:w="785"/>
+            <w:tcW w:type="dxa" w:w="1440"/>
           </w:tcPr>
           <w:p>
             <w:r>
@@ -294,7 +227,7 @@
         </w:tc>
         <w:tc>
           <w:tcPr>
-            <w:tcW w:type="dxa" w:w="785"/>
+            <w:tcW w:type="dxa" w:w="1440"/>
           </w:tcPr>
           <w:p>
             <w:r>
@@ -304,47 +237,7 @@
         </w:tc>
         <w:tc>
           <w:tcPr>
-            <w:tcW w:type="dxa" w:w="785"/>
-          </w:tcPr>
-          <w:p>
-            <w:r>
-              <w:t>2432.75</w:t>
-            </w:r>
-          </w:p>
-        </w:tc>
-        <w:tc>
-          <w:tcPr>
-            <w:tcW w:type="dxa" w:w="785"/>
-          </w:tcPr>
-          <w:p>
-            <w:r>
-              <w:t>2891.35</w:t>
-            </w:r>
-          </w:p>
-        </w:tc>
-        <w:tc>
-          <w:tcPr>
-            <w:tcW w:type="dxa" w:w="785"/>
-          </w:tcPr>
-          <w:p>
-            <w:r>
-              <w:t>3144.5</w:t>
-            </w:r>
-          </w:p>
-        </w:tc>
-        <w:tc>
-          <w:tcPr>
-            <w:tcW w:type="dxa" w:w="785"/>
-          </w:tcPr>
-          <w:p>
-            <w:r>
-              <w:t>1.97</w:t>
-            </w:r>
-          </w:p>
-        </w:tc>
-        <w:tc>
-          <w:tcPr>
-            <w:tcW w:type="dxa" w:w="785"/>
+            <w:tcW w:type="dxa" w:w="1440"/>
           </w:tcPr>
           <w:p>
             <w:r>
@@ -354,7 +247,7 @@
         </w:tc>
         <w:tc>
           <w:tcPr>
-            <w:tcW w:type="dxa" w:w="785"/>
+            <w:tcW w:type="dxa" w:w="1440"/>
           </w:tcPr>
           <w:p>
             <w:r>
@@ -364,21 +257,11 @@
         </w:tc>
         <w:tc>
           <w:tcPr>
-            <w:tcW w:type="dxa" w:w="785"/>
+            <w:tcW w:type="dxa" w:w="1440"/>
           </w:tcPr>
           <w:p>
             <w:r>
-              <w:t>红色预警</w:t>
-            </w:r>
-          </w:p>
-        </w:tc>
-        <w:tc>
-          <w:tcPr>
-            <w:tcW w:type="dxa" w:w="785"/>
-          </w:tcPr>
-          <w:p>
-            <w:r>
-              <w:t>A_official</w:t>
+              <w:t>地中海航线当前为3207.00 USD/TEU，处于P95高位，Z分数2.22，连续上涨4周；近两周涨幅显著高于常规波动，应优先排查替代港口或经欧洲中转方案，并对客户报价加入更高风险缓冲。</w:t>
             </w:r>
           </w:p>
         </w:tc>
@@ -386,7 +269,7 @@
       <w:tr>
         <w:tc>
           <w:tcPr>
-            <w:tcW w:type="dxa" w:w="785"/>
+            <w:tcW w:type="dxa" w:w="1440"/>
           </w:tcPr>
           <w:p>
             <w:r>
@@ -396,7 +279,7 @@
         </w:tc>
         <w:tc>
           <w:tcPr>
-            <w:tcW w:type="dxa" w:w="785"/>
+            <w:tcW w:type="dxa" w:w="1440"/>
           </w:tcPr>
           <w:p>
             <w:r>
@@ -406,7 +289,7 @@
         </w:tc>
         <w:tc>
           <w:tcPr>
-            <w:tcW w:type="dxa" w:w="785"/>
+            <w:tcW w:type="dxa" w:w="1440"/>
           </w:tcPr>
           <w:p>
             <w:r>
@@ -416,47 +299,7 @@
         </w:tc>
         <w:tc>
           <w:tcPr>
-            <w:tcW w:type="dxa" w:w="785"/>
-          </w:tcPr>
-          <w:p>
-            <w:r>
-              <w:t>2134.75</w:t>
-            </w:r>
-          </w:p>
-        </w:tc>
-        <w:tc>
-          <w:tcPr>
-            <w:tcW w:type="dxa" w:w="785"/>
-          </w:tcPr>
-          <w:p>
-            <w:r>
-              <w:t>2635.5</w:t>
-            </w:r>
-          </w:p>
-        </w:tc>
-        <w:tc>
-          <w:tcPr>
-            <w:tcW w:type="dxa" w:w="785"/>
-          </w:tcPr>
-          <w:p>
-            <w:r>
-              <w:t>3045.0</w:t>
-            </w:r>
-          </w:p>
-        </w:tc>
-        <w:tc>
-          <w:tcPr>
-            <w:tcW w:type="dxa" w:w="785"/>
-          </w:tcPr>
-          <w:p>
-            <w:r>
-              <w:t>1.15</w:t>
-            </w:r>
-          </w:p>
-        </w:tc>
-        <w:tc>
-          <w:tcPr>
-            <w:tcW w:type="dxa" w:w="785"/>
+            <w:tcW w:type="dxa" w:w="1440"/>
           </w:tcPr>
           <w:p>
             <w:r>
@@ -466,7 +309,7 @@
         </w:tc>
         <w:tc>
           <w:tcPr>
-            <w:tcW w:type="dxa" w:w="785"/>
+            <w:tcW w:type="dxa" w:w="1440"/>
           </w:tcPr>
           <w:p>
             <w:r>
@@ -476,21 +319,11 @@
         </w:tc>
         <w:tc>
           <w:tcPr>
-            <w:tcW w:type="dxa" w:w="785"/>
+            <w:tcW w:type="dxa" w:w="1440"/>
           </w:tcPr>
           <w:p>
             <w:r>
-              <w:t>红色预警</w:t>
-            </w:r>
-          </w:p>
-        </w:tc>
-        <w:tc>
-          <w:tcPr>
-            <w:tcW w:type="dxa" w:w="785"/>
-          </w:tcPr>
-          <w:p>
-            <w:r>
-              <w:t>A_official</w:t>
+              <w:t>美西航线当前为3154.00 USD/FEU，处于P95高位，Z分数2.27，连续上涨4周。美西对跨境电商和快周转订单更敏感，建议提前至少2周订舱，报价有效期缩短至7天，并优先使用美西压力场景测算。</w:t>
             </w:r>
           </w:p>
         </w:tc>
@@ -498,7 +331,7 @@
       <w:tr>
         <w:tc>
           <w:tcPr>
-            <w:tcW w:type="dxa" w:w="785"/>
+            <w:tcW w:type="dxa" w:w="1440"/>
           </w:tcPr>
           <w:p>
             <w:r>
@@ -508,7 +341,7 @@
         </w:tc>
         <w:tc>
           <w:tcPr>
-            <w:tcW w:type="dxa" w:w="785"/>
+            <w:tcW w:type="dxa" w:w="1440"/>
           </w:tcPr>
           <w:p>
             <w:r>
@@ -518,7 +351,7 @@
         </w:tc>
         <w:tc>
           <w:tcPr>
-            <w:tcW w:type="dxa" w:w="785"/>
+            <w:tcW w:type="dxa" w:w="1440"/>
           </w:tcPr>
           <w:p>
             <w:r>
@@ -528,47 +361,7 @@
         </w:tc>
         <w:tc>
           <w:tcPr>
-            <w:tcW w:type="dxa" w:w="785"/>
-          </w:tcPr>
-          <w:p>
-            <w:r>
-              <w:t>2964.38</w:t>
-            </w:r>
-          </w:p>
-        </w:tc>
-        <w:tc>
-          <w:tcPr>
-            <w:tcW w:type="dxa" w:w="785"/>
-          </w:tcPr>
-          <w:p>
-            <w:r>
-              <w:t>3610.75</w:t>
-            </w:r>
-          </w:p>
-        </w:tc>
-        <w:tc>
-          <w:tcPr>
-            <w:tcW w:type="dxa" w:w="785"/>
-          </w:tcPr>
-          <w:p>
-            <w:r>
-              <w:t>4121.0</w:t>
-            </w:r>
-          </w:p>
-        </w:tc>
-        <w:tc>
-          <w:tcPr>
-            <w:tcW w:type="dxa" w:w="785"/>
-          </w:tcPr>
-          <w:p>
-            <w:r>
-              <w:t>2.11</w:t>
-            </w:r>
-          </w:p>
-        </w:tc>
-        <w:tc>
-          <w:tcPr>
-            <w:tcW w:type="dxa" w:w="785"/>
+            <w:tcW w:type="dxa" w:w="1440"/>
           </w:tcPr>
           <w:p>
             <w:r>
@@ -578,7 +371,7 @@
         </w:tc>
         <w:tc>
           <w:tcPr>
-            <w:tcW w:type="dxa" w:w="785"/>
+            <w:tcW w:type="dxa" w:w="1440"/>
           </w:tcPr>
           <w:p>
             <w:r>
@@ -588,21 +381,11 @@
         </w:tc>
         <w:tc>
           <w:tcPr>
-            <w:tcW w:type="dxa" w:w="785"/>
+            <w:tcW w:type="dxa" w:w="1440"/>
           </w:tcPr>
           <w:p>
             <w:r>
-              <w:t>红色预警</w:t>
-            </w:r>
-          </w:p>
-        </w:tc>
-        <w:tc>
-          <w:tcPr>
-            <w:tcW w:type="dxa" w:w="785"/>
-          </w:tcPr>
-          <w:p>
-            <w:r>
-              <w:t>A_official</w:t>
+              <w:t>美东航线当前为4313.00 USD/FEU，处于P95高位，Z分数2.36，连续上涨4周；美东基础运价高于美西1159.00 USD/FEU，应重点评估分批发货、改港、海铁联运或美东巴拿马压力场景。</w:t>
             </w:r>
           </w:p>
         </w:tc>
@@ -610,7 +393,7 @@
       <w:tr>
         <w:tc>
           <w:tcPr>
-            <w:tcW w:type="dxa" w:w="785"/>
+            <w:tcW w:type="dxa" w:w="1440"/>
           </w:tcPr>
           <w:p>
             <w:r>
@@ -620,7 +403,7 @@
         </w:tc>
         <w:tc>
           <w:tcPr>
-            <w:tcW w:type="dxa" w:w="785"/>
+            <w:tcW w:type="dxa" w:w="1440"/>
           </w:tcPr>
           <w:p>
             <w:r>
@@ -630,7 +413,7 @@
         </w:tc>
         <w:tc>
           <w:tcPr>
-            <w:tcW w:type="dxa" w:w="785"/>
+            <w:tcW w:type="dxa" w:w="1440"/>
           </w:tcPr>
           <w:p>
             <w:r>
@@ -640,47 +423,7 @@
         </w:tc>
         <w:tc>
           <w:tcPr>
-            <w:tcW w:type="dxa" w:w="785"/>
-          </w:tcPr>
-          <w:p>
-            <w:r>
-              <w:t>1592.02</w:t>
-            </w:r>
-          </w:p>
-        </w:tc>
-        <w:tc>
-          <w:tcPr>
-            <w:tcW w:type="dxa" w:w="785"/>
-          </w:tcPr>
-          <w:p>
-            <w:r>
-              <w:t>1895.93</w:t>
-            </w:r>
-          </w:p>
-        </w:tc>
-        <w:tc>
-          <w:tcPr>
-            <w:tcW w:type="dxa" w:w="785"/>
-          </w:tcPr>
-          <w:p>
-            <w:r>
-              <w:t>2094.05</w:t>
-            </w:r>
-          </w:p>
-        </w:tc>
-        <w:tc>
-          <w:tcPr>
-            <w:tcW w:type="dxa" w:w="785"/>
-          </w:tcPr>
-          <w:p>
-            <w:r>
-              <w:t>3.62</w:t>
-            </w:r>
-          </w:p>
-        </w:tc>
-        <w:tc>
-          <w:tcPr>
-            <w:tcW w:type="dxa" w:w="785"/>
+            <w:tcW w:type="dxa" w:w="1440"/>
           </w:tcPr>
           <w:p>
             <w:r>
@@ -690,7 +433,7 @@
         </w:tc>
         <w:tc>
           <w:tcPr>
-            <w:tcW w:type="dxa" w:w="785"/>
+            <w:tcW w:type="dxa" w:w="1440"/>
           </w:tcPr>
           <w:p>
             <w:r>
@@ -700,21 +443,11 @@
         </w:tc>
         <w:tc>
           <w:tcPr>
-            <w:tcW w:type="dxa" w:w="785"/>
+            <w:tcW w:type="dxa" w:w="1440"/>
           </w:tcPr>
           <w:p>
             <w:r>
-              <w:t>红色预警</w:t>
-            </w:r>
-          </w:p>
-        </w:tc>
-        <w:tc>
-          <w:tcPr>
-            <w:tcW w:type="dxa" w:w="785"/>
-          </w:tcPr>
-          <w:p>
-            <w:r>
-              <w:t>A_official</w:t>
+              <w:t>SCFI综合指数当前为2218.15点，处于P95高位，Z分数2.23，连续上涨4周。整体市场进入高位运行区间，建议全航线统一收紧报价有效期，增加客户沟通频次，并每周复跑指标表。</w:t>
             </w:r>
           </w:p>
         </w:tc>
@@ -725,769 +458,38 @@
         <w:pStyle w:val="Heading1"/>
       </w:pPr>
       <w:r>
-        <w:t>2. 事件关联线索</w:t>
+        <w:t>三、事件关联口径</w:t>
       </w:r>
     </w:p>
-    <w:tbl>
-      <w:tblPr>
-        <w:tblStyle w:val="TableGrid"/>
-        <w:tblW w:type="auto" w:w="0"/>
-        <w:tblLook w:firstColumn="1" w:firstRow="1" w:lastColumn="0" w:lastRow="0" w:noHBand="0" w:noVBand="1" w:val="04A0"/>
-      </w:tblPr>
-      <w:tblGrid>
-        <w:gridCol w:w="1728"/>
-        <w:gridCol w:w="1728"/>
-        <w:gridCol w:w="1728"/>
-        <w:gridCol w:w="1728"/>
-        <w:gridCol w:w="1728"/>
-      </w:tblGrid>
-      <w:tr>
-        <w:tc>
-          <w:tcPr>
-            <w:tcW w:type="dxa" w:w="1728"/>
-          </w:tcPr>
-          <w:p>
-            <w:r>
-              <w:t>effective_week_start</w:t>
-            </w:r>
-          </w:p>
-        </w:tc>
-        <w:tc>
-          <w:tcPr>
-            <w:tcW w:type="dxa" w:w="1728"/>
-          </w:tcPr>
-          <w:p>
-            <w:r>
-              <w:t>event_count</w:t>
-            </w:r>
-          </w:p>
-        </w:tc>
-        <w:tc>
-          <w:tcPr>
-            <w:tcW w:type="dxa" w:w="1728"/>
-          </w:tcPr>
-          <w:p>
-            <w:r>
-              <w:t>carriers</w:t>
-            </w:r>
-          </w:p>
-        </w:tc>
-        <w:tc>
-          <w:tcPr>
-            <w:tcW w:type="dxa" w:w="1728"/>
-          </w:tcPr>
-          <w:p>
-            <w:r>
-              <w:t>event_types</w:t>
-            </w:r>
-          </w:p>
-        </w:tc>
-        <w:tc>
-          <w:tcPr>
-            <w:tcW w:type="dxa" w:w="1728"/>
-          </w:tcPr>
-          <w:p>
-            <w:r>
-              <w:t>association_judgement</w:t>
-            </w:r>
-          </w:p>
-        </w:tc>
-      </w:tr>
-      <w:tr>
-        <w:tc>
-          <w:tcPr>
-            <w:tcW w:type="dxa" w:w="1728"/>
-          </w:tcPr>
-          <w:p>
-            <w:r>
-              <w:t>2025-06-09 00:00:00</w:t>
-            </w:r>
-          </w:p>
-        </w:tc>
-        <w:tc>
-          <w:tcPr>
-            <w:tcW w:type="dxa" w:w="1728"/>
-          </w:tcPr>
-          <w:p>
-            <w:r>
-              <w:t>1</w:t>
-            </w:r>
-          </w:p>
-        </w:tc>
-        <w:tc>
-          <w:tcPr>
-            <w:tcW w:type="dxa" w:w="1728"/>
-          </w:tcPr>
-          <w:p>
-            <w:r>
-              <w:t>Maersk</w:t>
-            </w:r>
-          </w:p>
-        </w:tc>
-        <w:tc>
-          <w:tcPr>
-            <w:tcW w:type="dxa" w:w="1728"/>
-          </w:tcPr>
-          <w:p>
-            <w:r>
-              <w:t>PSS</w:t>
-            </w:r>
-          </w:p>
-        </w:tc>
-        <w:tc>
-          <w:tcPr>
-            <w:tcW w:type="dxa" w:w="1728"/>
-          </w:tcPr>
-          <w:p>
-            <w:r>
-              <w:t>中等关联线索（仅同期观察，不作因果判断）</w:t>
-            </w:r>
-          </w:p>
-        </w:tc>
-      </w:tr>
-      <w:tr>
-        <w:tc>
-          <w:tcPr>
-            <w:tcW w:type="dxa" w:w="1728"/>
-          </w:tcPr>
-          <w:p>
-            <w:r>
-              <w:t>2026-05-18 00:00:00</w:t>
-            </w:r>
-          </w:p>
-        </w:tc>
-        <w:tc>
-          <w:tcPr>
-            <w:tcW w:type="dxa" w:w="1728"/>
-          </w:tcPr>
-          <w:p>
-            <w:r>
-              <w:t>1</w:t>
-            </w:r>
-          </w:p>
-        </w:tc>
-        <w:tc>
-          <w:tcPr>
-            <w:tcW w:type="dxa" w:w="1728"/>
-          </w:tcPr>
-          <w:p>
-            <w:r>
-              <w:t>Maersk</w:t>
-            </w:r>
-          </w:p>
-        </w:tc>
-        <w:tc>
-          <w:tcPr>
-            <w:tcW w:type="dxa" w:w="1728"/>
-          </w:tcPr>
-          <w:p>
-            <w:r>
-              <w:t>PSS</w:t>
-            </w:r>
-          </w:p>
-        </w:tc>
-        <w:tc>
-          <w:tcPr>
-            <w:tcW w:type="dxa" w:w="1728"/>
-          </w:tcPr>
-          <w:p>
-            <w:r>
-              <w:t>中等关联线索（仅同期观察，不作因果判断）</w:t>
-            </w:r>
-          </w:p>
-        </w:tc>
-      </w:tr>
-      <w:tr>
-        <w:tc>
-          <w:tcPr>
-            <w:tcW w:type="dxa" w:w="1728"/>
-          </w:tcPr>
-          <w:p>
-            <w:r>
-              <w:t>2026-06-01 00:00:00</w:t>
-            </w:r>
-          </w:p>
-        </w:tc>
-        <w:tc>
-          <w:tcPr>
-            <w:tcW w:type="dxa" w:w="1728"/>
-          </w:tcPr>
-          <w:p>
-            <w:r>
-              <w:t>2</w:t>
-            </w:r>
-          </w:p>
-        </w:tc>
-        <w:tc>
-          <w:tcPr>
-            <w:tcW w:type="dxa" w:w="1728"/>
-          </w:tcPr>
-          <w:p>
-            <w:r>
-              <w:t>MSC;Maersk</w:t>
-            </w:r>
-          </w:p>
-        </w:tc>
-        <w:tc>
-          <w:tcPr>
-            <w:tcW w:type="dxa" w:w="1728"/>
-          </w:tcPr>
-          <w:p>
-            <w:r>
-              <w:t>FAK/GRI;PSS</w:t>
-            </w:r>
-          </w:p>
-        </w:tc>
-        <w:tc>
-          <w:tcPr>
-            <w:tcW w:type="dxa" w:w="1728"/>
-          </w:tcPr>
-          <w:p>
-            <w:r>
-              <w:t>中等关联线索（仅同期观察，不作因果判断）</w:t>
-            </w:r>
-          </w:p>
-        </w:tc>
-      </w:tr>
-    </w:tbl>
+    <w:p>
+      <w:r>
+        <w:t>当前公告事件仅用于“高置信关联线索”或“中等关联线索”描述。报告中不使用确定性因果措辞，不将船司公告直接解释为价格变化的确定性解释。</w:t>
+      </w:r>
+    </w:p>
     <w:p>
       <w:pPr>
         <w:pStyle w:val="Heading1"/>
       </w:pPr>
       <w:r>
-        <w:t>3. 成本测算</w:t>
+        <w:t>四、成本测算口径</w:t>
       </w:r>
     </w:p>
     <w:p>
       <w:r>
-        <w:t>公式：总成本(CNY/FEU) = [基础运价(USD/FEU) + 场景化附加费(USD/FEU)] × 周度USD/CNY汇率。</w:t>
+        <w:t>附加费已由简单求和改为场景模型：基础场景836.50 USD/FEU，压力场景2111.50 USD/FEU，美东巴拿马压力场景2386.50 USD/FEU。汇率采用演示口径6.8373；公式为：(基础海运费 + 场景附加费) × 汇率。</w:t>
       </w:r>
     </w:p>
-    <w:p>
-      <w:r>
-        <w:t>汇率取值日期：最新周 2026-05-22；汇率字段：fx_rate_demo。</w:t>
-      </w:r>
-    </w:p>
-    <w:tbl>
-      <w:tblPr>
-        <w:tblStyle w:val="TableGrid"/>
-        <w:tblW w:type="auto" w:w="0"/>
-        <w:tblLook w:firstColumn="1" w:firstRow="1" w:lastColumn="0" w:lastRow="0" w:noHBand="0" w:noVBand="1" w:val="04A0"/>
-      </w:tblPr>
-      <w:tblGrid>
-        <w:gridCol w:w="1080"/>
-        <w:gridCol w:w="1080"/>
-        <w:gridCol w:w="1080"/>
-        <w:gridCol w:w="1080"/>
-        <w:gridCol w:w="1080"/>
-        <w:gridCol w:w="1080"/>
-        <w:gridCol w:w="1080"/>
-        <w:gridCol w:w="1080"/>
-      </w:tblGrid>
-      <w:tr>
-        <w:tc>
-          <w:tcPr>
-            <w:tcW w:type="dxa" w:w="1080"/>
-          </w:tcPr>
-          <w:p>
-            <w:r>
-              <w:t>scenario_code</w:t>
-            </w:r>
-          </w:p>
-        </w:tc>
-        <w:tc>
-          <w:tcPr>
-            <w:tcW w:type="dxa" w:w="1080"/>
-          </w:tcPr>
-          <w:p>
-            <w:r>
-              <w:t>scenario_name_cn</w:t>
-            </w:r>
-          </w:p>
-        </w:tc>
-        <w:tc>
-          <w:tcPr>
-            <w:tcW w:type="dxa" w:w="1080"/>
-          </w:tcPr>
-          <w:p>
-            <w:r>
-              <w:t>route_group</w:t>
-            </w:r>
-          </w:p>
-        </w:tc>
-        <w:tc>
-          <w:tcPr>
-            <w:tcW w:type="dxa" w:w="1080"/>
-          </w:tcPr>
-          <w:p>
-            <w:r>
-              <w:t>base_freight_usd_per_feu</w:t>
-            </w:r>
-          </w:p>
-        </w:tc>
-        <w:tc>
-          <w:tcPr>
-            <w:tcW w:type="dxa" w:w="1080"/>
-          </w:tcPr>
-          <w:p>
-            <w:r>
-              <w:t>surcharge_usd_per_feu</w:t>
-            </w:r>
-          </w:p>
-        </w:tc>
-        <w:tc>
-          <w:tcPr>
-            <w:tcW w:type="dxa" w:w="1080"/>
-          </w:tcPr>
-          <w:p>
-            <w:r>
-              <w:t>total_cost_usd_per_feu</w:t>
-            </w:r>
-          </w:p>
-        </w:tc>
-        <w:tc>
-          <w:tcPr>
-            <w:tcW w:type="dxa" w:w="1080"/>
-          </w:tcPr>
-          <w:p>
-            <w:r>
-              <w:t>fx_rate_demo</w:t>
-            </w:r>
-          </w:p>
-        </w:tc>
-        <w:tc>
-          <w:tcPr>
-            <w:tcW w:type="dxa" w:w="1080"/>
-          </w:tcPr>
-          <w:p>
-            <w:r>
-              <w:t>total_cost_cny_per_feu</w:t>
-            </w:r>
-          </w:p>
-        </w:tc>
-      </w:tr>
-      <w:tr>
-        <w:tc>
-          <w:tcPr>
-            <w:tcW w:type="dxa" w:w="1080"/>
-          </w:tcPr>
-          <w:p>
-            <w:r>
-              <w:t>BASE_USWC</w:t>
-            </w:r>
-          </w:p>
-        </w:tc>
-        <w:tc>
-          <w:tcPr>
-            <w:tcW w:type="dxa" w:w="1080"/>
-          </w:tcPr>
-          <w:p>
-            <w:r>
-              <w:t>美西基础场景</w:t>
-            </w:r>
-          </w:p>
-        </w:tc>
-        <w:tc>
-          <w:tcPr>
-            <w:tcW w:type="dxa" w:w="1080"/>
-          </w:tcPr>
-          <w:p>
-            <w:r>
-              <w:t>USWC</w:t>
-            </w:r>
-          </w:p>
-        </w:tc>
-        <w:tc>
-          <w:tcPr>
-            <w:tcW w:type="dxa" w:w="1080"/>
-          </w:tcPr>
-          <w:p>
-            <w:r>
-              <w:t>3154.0</w:t>
-            </w:r>
-          </w:p>
-        </w:tc>
-        <w:tc>
-          <w:tcPr>
-            <w:tcW w:type="dxa" w:w="1080"/>
-          </w:tcPr>
-          <w:p>
-            <w:r>
-              <w:t>836.5</w:t>
-            </w:r>
-          </w:p>
-        </w:tc>
-        <w:tc>
-          <w:tcPr>
-            <w:tcW w:type="dxa" w:w="1080"/>
-          </w:tcPr>
-          <w:p>
-            <w:r>
-              <w:t>3990.5</w:t>
-            </w:r>
-          </w:p>
-        </w:tc>
-        <w:tc>
-          <w:tcPr>
-            <w:tcW w:type="dxa" w:w="1080"/>
-          </w:tcPr>
-          <w:p>
-            <w:r>
-              <w:t>6.8373</w:t>
-            </w:r>
-          </w:p>
-        </w:tc>
-        <w:tc>
-          <w:tcPr>
-            <w:tcW w:type="dxa" w:w="1080"/>
-          </w:tcPr>
-          <w:p>
-            <w:r>
-              <w:t>27284.25</w:t>
-            </w:r>
-          </w:p>
-        </w:tc>
-      </w:tr>
-      <w:tr>
-        <w:tc>
-          <w:tcPr>
-            <w:tcW w:type="dxa" w:w="1080"/>
-          </w:tcPr>
-          <w:p>
-            <w:r>
-              <w:t>BASE_USEC</w:t>
-            </w:r>
-          </w:p>
-        </w:tc>
-        <w:tc>
-          <w:tcPr>
-            <w:tcW w:type="dxa" w:w="1080"/>
-          </w:tcPr>
-          <w:p>
-            <w:r>
-              <w:t>美东基础场景</w:t>
-            </w:r>
-          </w:p>
-        </w:tc>
-        <w:tc>
-          <w:tcPr>
-            <w:tcW w:type="dxa" w:w="1080"/>
-          </w:tcPr>
-          <w:p>
-            <w:r>
-              <w:t>USEC</w:t>
-            </w:r>
-          </w:p>
-        </w:tc>
-        <w:tc>
-          <w:tcPr>
-            <w:tcW w:type="dxa" w:w="1080"/>
-          </w:tcPr>
-          <w:p>
-            <w:r>
-              <w:t>4313.0</w:t>
-            </w:r>
-          </w:p>
-        </w:tc>
-        <w:tc>
-          <w:tcPr>
-            <w:tcW w:type="dxa" w:w="1080"/>
-          </w:tcPr>
-          <w:p>
-            <w:r>
-              <w:t>836.5</w:t>
-            </w:r>
-          </w:p>
-        </w:tc>
-        <w:tc>
-          <w:tcPr>
-            <w:tcW w:type="dxa" w:w="1080"/>
-          </w:tcPr>
-          <w:p>
-            <w:r>
-              <w:t>5149.5</w:t>
-            </w:r>
-          </w:p>
-        </w:tc>
-        <w:tc>
-          <w:tcPr>
-            <w:tcW w:type="dxa" w:w="1080"/>
-          </w:tcPr>
-          <w:p>
-            <w:r>
-              <w:t>6.8373</w:t>
-            </w:r>
-          </w:p>
-        </w:tc>
-        <w:tc>
-          <w:tcPr>
-            <w:tcW w:type="dxa" w:w="1080"/>
-          </w:tcPr>
-          <w:p>
-            <w:r>
-              <w:t>35208.68</w:t>
-            </w:r>
-          </w:p>
-        </w:tc>
-      </w:tr>
-      <w:tr>
-        <w:tc>
-          <w:tcPr>
-            <w:tcW w:type="dxa" w:w="1080"/>
-          </w:tcPr>
-          <w:p>
-            <w:r>
-              <w:t>STRESS_USWC</w:t>
-            </w:r>
-          </w:p>
-        </w:tc>
-        <w:tc>
-          <w:tcPr>
-            <w:tcW w:type="dxa" w:w="1080"/>
-          </w:tcPr>
-          <w:p>
-            <w:r>
-              <w:t>美西压力场景</w:t>
-            </w:r>
-          </w:p>
-        </w:tc>
-        <w:tc>
-          <w:tcPr>
-            <w:tcW w:type="dxa" w:w="1080"/>
-          </w:tcPr>
-          <w:p>
-            <w:r>
-              <w:t>USWC</w:t>
-            </w:r>
-          </w:p>
-        </w:tc>
-        <w:tc>
-          <w:tcPr>
-            <w:tcW w:type="dxa" w:w="1080"/>
-          </w:tcPr>
-          <w:p>
-            <w:r>
-              <w:t>3154.0</w:t>
-            </w:r>
-          </w:p>
-        </w:tc>
-        <w:tc>
-          <w:tcPr>
-            <w:tcW w:type="dxa" w:w="1080"/>
-          </w:tcPr>
-          <w:p>
-            <w:r>
-              <w:t>2111.5</w:t>
-            </w:r>
-          </w:p>
-        </w:tc>
-        <w:tc>
-          <w:tcPr>
-            <w:tcW w:type="dxa" w:w="1080"/>
-          </w:tcPr>
-          <w:p>
-            <w:r>
-              <w:t>5265.5</w:t>
-            </w:r>
-          </w:p>
-        </w:tc>
-        <w:tc>
-          <w:tcPr>
-            <w:tcW w:type="dxa" w:w="1080"/>
-          </w:tcPr>
-          <w:p>
-            <w:r>
-              <w:t>6.8373</w:t>
-            </w:r>
-          </w:p>
-        </w:tc>
-        <w:tc>
-          <w:tcPr>
-            <w:tcW w:type="dxa" w:w="1080"/>
-          </w:tcPr>
-          <w:p>
-            <w:r>
-              <w:t>36001.8</w:t>
-            </w:r>
-          </w:p>
-        </w:tc>
-      </w:tr>
-      <w:tr>
-        <w:tc>
-          <w:tcPr>
-            <w:tcW w:type="dxa" w:w="1080"/>
-          </w:tcPr>
-          <w:p>
-            <w:r>
-              <w:t>STRESS_USEC</w:t>
-            </w:r>
-          </w:p>
-        </w:tc>
-        <w:tc>
-          <w:tcPr>
-            <w:tcW w:type="dxa" w:w="1080"/>
-          </w:tcPr>
-          <w:p>
-            <w:r>
-              <w:t>美东压力场景</w:t>
-            </w:r>
-          </w:p>
-        </w:tc>
-        <w:tc>
-          <w:tcPr>
-            <w:tcW w:type="dxa" w:w="1080"/>
-          </w:tcPr>
-          <w:p>
-            <w:r>
-              <w:t>USEC</w:t>
-            </w:r>
-          </w:p>
-        </w:tc>
-        <w:tc>
-          <w:tcPr>
-            <w:tcW w:type="dxa" w:w="1080"/>
-          </w:tcPr>
-          <w:p>
-            <w:r>
-              <w:t>4313.0</w:t>
-            </w:r>
-          </w:p>
-        </w:tc>
-        <w:tc>
-          <w:tcPr>
-            <w:tcW w:type="dxa" w:w="1080"/>
-          </w:tcPr>
-          <w:p>
-            <w:r>
-              <w:t>2111.5</w:t>
-            </w:r>
-          </w:p>
-        </w:tc>
-        <w:tc>
-          <w:tcPr>
-            <w:tcW w:type="dxa" w:w="1080"/>
-          </w:tcPr>
-          <w:p>
-            <w:r>
-              <w:t>6424.5</w:t>
-            </w:r>
-          </w:p>
-        </w:tc>
-        <w:tc>
-          <w:tcPr>
-            <w:tcW w:type="dxa" w:w="1080"/>
-          </w:tcPr>
-          <w:p>
-            <w:r>
-              <w:t>6.8373</w:t>
-            </w:r>
-          </w:p>
-        </w:tc>
-        <w:tc>
-          <w:tcPr>
-            <w:tcW w:type="dxa" w:w="1080"/>
-          </w:tcPr>
-          <w:p>
-            <w:r>
-              <w:t>43926.23</w:t>
-            </w:r>
-          </w:p>
-        </w:tc>
-      </w:tr>
-      <w:tr>
-        <w:tc>
-          <w:tcPr>
-            <w:tcW w:type="dxa" w:w="1080"/>
-          </w:tcPr>
-          <w:p>
-            <w:r>
-              <w:t>USEC_PANAMA_STRESS</w:t>
-            </w:r>
-          </w:p>
-        </w:tc>
-        <w:tc>
-          <w:tcPr>
-            <w:tcW w:type="dxa" w:w="1080"/>
-          </w:tcPr>
-          <w:p>
-            <w:r>
-              <w:t>美东巴拿马压力场景</w:t>
-            </w:r>
-          </w:p>
-        </w:tc>
-        <w:tc>
-          <w:tcPr>
-            <w:tcW w:type="dxa" w:w="1080"/>
-          </w:tcPr>
-          <w:p>
-            <w:r>
-              <w:t>USEC</w:t>
-            </w:r>
-          </w:p>
-        </w:tc>
-        <w:tc>
-          <w:tcPr>
-            <w:tcW w:type="dxa" w:w="1080"/>
-          </w:tcPr>
-          <w:p>
-            <w:r>
-              <w:t>4313.0</w:t>
-            </w:r>
-          </w:p>
-        </w:tc>
-        <w:tc>
-          <w:tcPr>
-            <w:tcW w:type="dxa" w:w="1080"/>
-          </w:tcPr>
-          <w:p>
-            <w:r>
-              <w:t>2386.5</w:t>
-            </w:r>
-          </w:p>
-        </w:tc>
-        <w:tc>
-          <w:tcPr>
-            <w:tcW w:type="dxa" w:w="1080"/>
-          </w:tcPr>
-          <w:p>
-            <w:r>
-              <w:t>6699.5</w:t>
-            </w:r>
-          </w:p>
-        </w:tc>
-        <w:tc>
-          <w:tcPr>
-            <w:tcW w:type="dxa" w:w="1080"/>
-          </w:tcPr>
-          <w:p>
-            <w:r>
-              <w:t>6.8373</w:t>
-            </w:r>
-          </w:p>
-        </w:tc>
-        <w:tc>
-          <w:tcPr>
-            <w:tcW w:type="dxa" w:w="1080"/>
-          </w:tcPr>
-          <w:p>
-            <w:r>
-              <w:t>45806.49</w:t>
-            </w:r>
-          </w:p>
-        </w:tc>
-      </w:tr>
-    </w:tbl>
     <w:p>
       <w:pPr>
         <w:pStyle w:val="Heading1"/>
       </w:pPr>
       <w:r>
-        <w:t>4. 数据质量与限制</w:t>
+        <w:t>五、复跑验证补充</w:t>
       </w:r>
     </w:p>
     <w:p>
       <w:r>
-        <w:t>SCFI缺失周采用演示补全；汇率含截图OCR与演示插值；附加费为C_market_reference；以上均已在表内标注，不升级为A类。</w:t>
+        <w:t>新增 Week2' 与 Week3' 模拟真实复跑记录。两次复跑均明确标记为 C_demo_simulated，用于证明输入变化后，指标、预警、建议和成本会同步变化。</w:t>
       </w:r>
     </w:p>
     <w:sectPr>
@@ -1863,6 +865,10 @@
     <w:name w:val="Normal"/>
     <w:qFormat/>
     <w:rsid w:val="00FC693F"/>
+    <w:rPr>
+      <w:rFonts w:ascii="Microsoft YaHei" w:hAnsi="Microsoft YaHei"/>
+      <w:sz w:val="21"/>
+    </w:rPr>
   </w:style>
   <w:style w:type="paragraph" w:styleId="Header">
     <w:name w:val="header"/>

--- a/04-decision-report/CR-05_分析报告.docx
+++ b/04-decision-report/CR-05_分析报告.docx
@@ -56,14 +56,6 @@
     <w:p>
       <w:r>
         <w:t>美东航线4313.00 USD/FEU，P95高位，Z分数2.36，连续上涨4周；较美西高1159.00 USD/FEU。</w:t>
-      </w:r>
-    </w:p>
-    <w:p>
-      <w:pPr>
-        <w:pStyle w:val="Heading1"/>
-      </w:pPr>
-      <w:r>
-        <w:t>二、差异化业务建议</w:t>
       </w:r>
     </w:p>
     <w:tbl>
@@ -480,11 +472,46 @@
       </w:r>
     </w:p>
     <w:p>
+      <w:r>
+        <w:t>4. 差异化业务建议</w:t>
+      </w:r>
+    </w:p>
+    <w:p>
+      <w:r>
+        <w:t>基于CR-04A指标结果和场景化成本测算，按航线特性给出差异化建议：</w:t>
+      </w:r>
+    </w:p>
+    <w:p>
+      <w:r>
+        <w:t>- 欧洲航线（1905 USD/TEU，P95，Z=2.76）：建议推迟1-2周观察，依据是TEU计价适合观察窗口，且已进入历史高位。</w:t>
+      </w:r>
+    </w:p>
+    <w:p>
+      <w:r>
+        <w:t>- 地中海航线（3207 USD/TEU，P95，Z=2.22）：建议排查替代港口，依据是近两周涨幅27.7%为所有航线最高，波动风险最大。</w:t>
+      </w:r>
+    </w:p>
+    <w:p>
+      <w:r>
+        <w:t>- 美西航线（3154 USD/FEU，P95，Z=2.27）：建议提前2周订舱+缩短报价有效期，依据是跨境电商主力航线舱位敏感性最高。</w:t>
+      </w:r>
+    </w:p>
+    <w:p>
+      <w:r>
+        <w:t>- 美东航线（4313 USD/FEU，P95，Z=2.36）：建议分批发货+评估替代路径，依据是成本基数最高且巴拿马拥堵叠加。</w:t>
+      </w:r>
+    </w:p>
+    <w:p>
+      <w:r>
+        <w:t>- SCFI综合指数（2218.15 points，P95，Z=2.23）：建议全航线收紧报价有效期，依据是整体市场进入高位运行。</w:t>
+      </w:r>
+    </w:p>
+    <w:p>
       <w:pPr>
         <w:pStyle w:val="Heading1"/>
       </w:pPr>
       <w:r>
-        <w:t>五、复跑验证补充</w:t>
+        <w:t>5. 数据质量与限制</w:t>
       </w:r>
     </w:p>
     <w:p>
